--- a/zht/docx/09.content.docx
+++ b/zht/docx/09.content.docx
@@ -11,6 +11,15 @@
         <w:pStyle w:val="Heading2"/>
       </w:pPr>
       <w:r>
+        <w:t>Resource: 研讀筆記 (Tyndale)</w:t>
+      </w:r>
+      <w:r/>
+    </w:p>
+    <w:p>
+      <w:pPr>
+        <w:pStyle w:val="Heading2"/>
+      </w:pPr>
+      <w:r>
         <w:t>License Information</w:t>
       </w:r>
       <w:r/>
@@ -21,7 +30,7 @@
         <w:rPr>
           <w:b/>
         </w:rPr>
-        <w:t>Study Notes (Tyndale)</w:t>
+        <w:t>研讀筆記 (Tyndale)</w:t>
       </w:r>
       <w:r>
         <w:t xml:space="preserve"> (Chinese (Traditional)) is based on</w:t>
@@ -74,7 +83,7 @@
         <w:pStyle w:val="Heading1"/>
       </w:pPr>
       <w:r>
-        <w:t>Study Notes (Tyndale)</w:t>
+        <w:t>研讀筆記 (Tyndale)</w:t>
       </w:r>
     </w:p>
     <w:p>
@@ -83,6 +92,50 @@
           <w:headerReference w:type="even" r:id="rId8"/>
           <w:headerReference w:type="default" r:id="rId9"/>
           <w:footerReference w:type="default" r:id="rId10"/>
+          <w:footnotePr>
+            <w:numRestart w:val="eachSect"/>
+          </w:footnotePr>
+          <w:type w:val="continuous"/>
+          <w:pgSz w:w="12240" w:h="15840" w:code="1"/>
+          <w:pgMar w:top="1440" w:right="1440" w:bottom="1440" w:left="1440" w:header="504" w:footer="504" w:gutter="0"/>
+          <w:cols w:space="708"/>
+          <w:titlePg/>
+          <w:docGrid w:linePitch="360"/>
+        </w:sectPr>
+      </w:pPr>
+    </w:p>
+    <w:p>
+      <w:r/>
+    </w:p>
+    <w:p>
+      <w:pPr>
+        <w:pStyle w:val="Heading2"/>
+      </w:pPr>
+      <w:r>
+        <w:t>1SA</w:t>
+      </w:r>
+      <w:r/>
+    </w:p>
+    <w:p>
+      <w:r/>
+      <w:r>
+        <w:rPr>
+          <w:i/>
+        </w:rPr>
+        <w:t>撒母耳記上 1:1, 撒母耳記上 1:2, 撒母耳記上 1:3, 撒母耳記上 1:4, 撒母耳記上 1:7, 撒母耳記上 1:9, 撒母耳記上 1:11, 撒母耳記上 1:13–14, 撒母耳記上 1:16, 撒母耳記上 1:17–18, 撒母耳記上 1:22, 撒母耳記上 1:23, 撒母耳記上 2:1, 撒母耳記上 2:1–10, 撒母耳記上 2:2, 撒母耳記上 2:3, 撒母耳記上 2:4–8, 撒母耳記上 2:5, 撒母耳記上 2:7–8, 撒母耳記上 2:8, 撒母耳記上 2:10, 撒母耳記上 2:12, 撒母耳記上 2:13–17, 撒母耳記上 2:15, 撒母耳記上 2:18, 撒母耳記上 2:20, 撒母耳記上 2:22, 撒母耳記上 2:22–25, 撒母耳記上 2:25, 撒母耳記上 2:26, 撒母耳記上 2:27, 撒母耳記上 2:29, 撒母耳記上 2:30, 撒母耳記上 2:32–33, 撒母耳記上 2:35, 撒母耳記上 3:1, 撒母耳記上 3:2, 撒母耳記上 3:3, 撒母耳記上 3:7, 撒母耳記上 3:8, 撒母耳記上 3:10, 撒母耳記上 3:11, 撒母耳記上 3:12, 撒母耳記上 3:13, 撒母耳記上 3:14, 撒母耳記上 3:15, 撒母耳記上 3:19, 撒母耳記上 3:20, 撒母耳記上 3:21–4:1, 撒母耳記上 4:1, 撒母耳記上 4:1–7:2, 撒母耳記上 4:3, 撒母耳記上 4:4, 撒母耳記上 4:6–7, 撒母耳記上 4:8, 撒母耳記上 4:10, 撒母耳記上 4:11, 撒母耳記上 4:12, 撒母耳記上 4:15, 撒母耳記上 4:18, 撒母耳記上 4:20–21, 撒母耳記上 5:1, 撒母耳記上 5:2, 撒母耳記上 5:4, 撒母耳記上 5:5, 撒母耳記上 5:6, 撒母耳記上 5:8, 撒母耳記上 5:9, 撒母耳記上 5:10, 撒母耳記上 6:2, 撒母耳記上 6:3, 撒母耳記上 6:4, 撒母耳記上 6:6, 撒母耳記上 6:7, 撒母耳記上 6:9, 撒母耳記上 6:13, 撒母耳記上 6:14, 撒母耳記上 6:15, 撒母耳記上 6:17, 撒母耳記上 6:19, 撒母耳記上 6:20, 撒母耳記上 6:21, 撒母耳記上 7:1, 撒母耳記上 7:2, 撒母耳記上 7:3, 撒母耳記上 7:3–10, 撒母耳記上 7:5, 撒母耳記上 7:6, 撒母耳記上 7:9, 撒母耳記上 7:10, 撒母耳記上 7:12, 撒母耳記上 7:13, 撒母耳記上 7:14, 撒母耳記上 7:15, 撒母耳記上 7:16, 撒母耳記上 7:17, 撒母耳記上 8:1–12.25, 撒母耳記上 8:2, 撒母耳記上 8:3, 撒母耳記上 8:5, 撒母耳記上 8:6, 撒母耳記上 8:7, 撒母耳記上 8:8, 撒母耳記上 8:10–18, 撒母耳記上 8:11, 撒母耳記上 8:12–17, 撒母耳記上 8:15, 撒母耳記上 8:17, 撒母耳記上 8:18, 撒母耳記上 8:20, 撒母耳記上 8:21, 撒母耳記上 8:22, 撒母耳記上 9:1, 撒母耳記上 9:1–11.15, 撒母耳記上 9:2, 撒母耳記上 9:5, 撒母耳記上 9:6, 撒母耳記上 9:7, 撒母耳記上 9:12, 撒母耳記上 9:13, 撒母耳記上 9:16, 撒母耳記上 9:21, 撒母耳記上 9:25, 撒母耳記上 10:1, 撒母耳記上 10:2, 撒母耳記上 10:2–6, 撒母耳記上 10:3, 撒母耳記上 10:5, 撒母耳記上 10:6, 撒母耳記上 10:7, 撒母耳記上 10:8, 撒母耳記上 10:9, 撒母耳記上 10:10, 撒母耳記上 10:11, 撒母耳記上 10:12, 撒母耳記上 10:16, 撒母耳記上 10:17, 撒母耳記上 10:18, 撒母耳記上 10:19, 撒母耳記上 10:20, 撒母耳記上 10:25, 撒母耳記上 10:26, 撒母耳記上 10:26–11:13, 撒母耳記上 10:27, 撒母耳記上 11:1, 撒母耳記上 11:1–15, 撒母耳記上 11:2, 撒母耳記上 11:3, 撒母耳記上 11:7, 撒母耳記上 11:8, 撒母耳記上 11:13, 撒母耳記上 11:14, 撒母耳記上 11:15, 撒母耳記上 12:1–25, 撒母耳記上 12:3, 撒母耳記上 12:5, 撒母耳記上 12:6, 撒母耳記上 12:6–25, 撒母耳記上 12:9, 撒母耳記上 12:10, 撒母耳記上 12:11, 撒母耳記上 12:12, 撒母耳記上 12:13, 撒母耳記上 12:14, 撒母耳記上 12:14–15, 撒母耳記上 12:17, 撒母耳記上 12:18, 撒母耳記上 12:19, 撒母耳記上 12:21, 撒母耳記上 12:22, 撒母耳記上 12:23, 撒母耳記上 12:25, 撒母耳記上 13:1, 撒母耳記上 13:1–16.13, 撒母耳記上 13:2, 撒母耳記上 13:3, 撒母耳記上 13:4, 撒母耳記上 13:5, 撒母耳記上 13:7, 撒母耳記上 13:8, 撒母耳記上 13:9, 撒母耳記上 13:10, 撒母耳記上 13:11, 撒母耳記上 13:12, 撒母耳記上 13:13, 撒母耳記上 13:14, 撒母耳記上 13:15, 撒母耳記上 13:17–18, 撒母耳記上 13:19–22, 撒母耳記上 13:23, 撒母耳記上 14:1, 撒母耳記上 14:1–15, 撒母耳記上 14:1–52, 撒母耳記上 14:2, 撒母耳記上 14:3, 撒母耳記上 14:4–5, 撒母耳記上 14:6, 撒母耳記上 14:11, 撒母耳記上 14:15, 撒母耳記上 14:18, 撒母耳記上 14:21–22, 撒母耳記上 14:23, 撒母耳記上 14:24, 撒母耳記上 14:29, 撒母耳記上 14:31, 撒母耳記上 14:32–34, 撒母耳記上 14:35, 撒母耳記上 14:37–38, 撒母耳記上 14:41, 撒母耳記上 14:45, 撒母耳記上 14:47, 撒母耳記上 14:47–52, 撒母耳記上 14:48, 撒母耳記上 14:49, 撒母耳記上 14:49–51, 撒母耳記上 14:50, 撒母耳記上 14:52, 撒母耳記上 15:1–35, 撒母耳記上 15:2, 撒母耳記上 15:3, 撒母耳記上 15:4, 撒母耳記上 15:5, 撒母耳記上 15:6, 撒母耳記上 15:7, 撒母耳記上 15:8, 撒母耳記上 15:9, 撒母耳記上 15:12, 撒母耳記上 15:13, 撒母耳記上 15:15, 撒母耳記上 15:17, 撒母耳記上 15:21, 撒母耳記上 15:22, 撒母耳記上 15:23, 撒母耳記上 15:24, 撒母耳記上 15:24–30, 撒母耳記上 15:28, 撒母耳記上 15:29, 撒母耳記上 15:30, 撒母耳記上 15:35, 撒母耳記上 16:1, 撒母耳記上 16:1–23, 撒母耳記上 16:2, 撒母耳記上 16:4, 撒母耳記上 16:5, 撒母耳記上 16:6–7, 撒母耳記上 16:13, 撒母耳記上 16:14, 撒母耳記上 16:14–31.13, 撒母耳記上 16:18, 撒母耳記上 16:21, 撒母耳記上 16:22, 撒母耳記上 16:23, 撒母耳記上 17:1, 撒母耳記上 17:2, 撒母耳記上 17:4, 撒母耳記上 17:5–7, 撒母耳記上 17:12, 撒母耳記上 17:15, 撒母耳記上 17:26, 撒母耳記上 17:28, 撒母耳記上 17:32, 撒母耳記上 17:40, 撒母耳記上 17:42, 撒母耳記上 17:43, 撒母耳記上 17:44, 撒母耳記上 17:45–47, 撒母耳記上 17:49, 撒母耳記上 17:52, 撒母耳記上 17:53, 撒母耳記上 17:54, 撒母耳記上 17:55–58, 撒母耳記上 18:1, 撒母耳記上 18:2, 撒母耳記上 18:3–4, 撒母耳記上 18:7, 撒母耳記上 18:8–15, 撒母耳記上 18:11, 撒母耳記上 18:12, 撒母耳記上 18:17, 撒母耳記上 18:17–19, 撒母耳記上 18:18, 撒母耳記上 18:19, 撒母耳記上 18:22, 撒母耳記上 18:23, 撒母耳記上 18:29, 撒母耳記上 19:4, 撒母耳記上 19:6, 撒母耳記上 19:10, 撒母耳記上 19:11, 撒母耳記上 19:13, 撒母耳記上 19:18, 撒母耳記上 19:20, 撒母耳記上 19:21, 撒母耳記上 19:24, 撒母耳記上 20:2–3, 撒母耳記上 20:5, 撒母耳記上 20:6–7, 撒母耳記上 20:8, 撒母耳記上 20:13, 撒母耳記上 20:14–16, 撒母耳記上 20:15, 撒母耳記上 20:17, 撒母耳記上 20:18–22, 撒母耳記上 20:25, 撒母耳記上 20:26–27, 撒母耳記上 20:29, 撒母耳記上 20:30, 撒母耳記上 20:33, 撒母耳記上 20:41, 撒母耳記上 20:42, 撒母耳記上 21:1, 撒母耳記上 21:2, 撒母耳記上 21:4, 撒母耳記上 21:6, 撒母耳記上 21:7, 撒母耳記上 21:9, 撒母耳記上 21:10–15, 撒母耳記上 21:11, 撒母耳記上 21:12–13, 撒母耳記上 22:1, 撒母耳記上 22:1–23, 撒母耳記上 22:2, 撒母耳記上 22:3–4, 撒母耳記上 22:5, 撒母耳記上 22:7–8, 撒母耳記上 22:13, 撒母耳記上 22:14, 撒母耳記上 22:18, 撒母耳記上 22:19, 撒母耳記上 22:20, 撒母耳記上 23:1, 撒母耳記上 23:1–29, 撒母耳記上 23:4, 撒母耳記上 23:6, 撒母耳記上 23:7, 撒母耳記上 23:14, 撒母耳記上 23:16, 撒母耳記上 23:17, 撒母耳記上 23:18, 撒母耳記上 23:19, 撒母耳記上 23:20, 撒母耳記上 23:24, 撒母耳記上 23:28, 撒母耳記上 23:29, 撒母耳記上 24:2, 撒母耳記上 24:4, 撒母耳記上 24:5, 撒母耳記上 24:6, 撒母耳記上 24:11, 撒母耳記上 24:12, 撒母耳記上 24:13, 撒母耳記上 24:20, 撒母耳記上 24:21–22, 撒母耳記上 25:1, 撒母耳記上 25:1–44, 撒母耳記上 25:2, 撒母耳記上 25:3, 撒母耳記上 25:8, 撒母耳記上 25:10, 撒母耳記上 25:21, 撒母耳記上 25:26, 撒母耳記上 25:28, 撒母耳記上 25:29, 撒母耳記上 25:36, 撒母耳記上 25:37, 撒母耳記上 25:39, 撒母耳記上 25:43, 撒母耳記上 25:44, 撒母耳記上 26:1, 撒母耳記上 26:1–25, 撒母耳記上 26:3, 撒母耳記上 26:5, 撒母耳記上 26:6, 撒母耳記上 26:8, 撒母耳記上 26:9, 撒母耳記上 26:10, 撒母耳記上 26:14, 撒母耳記上 26:16, 撒母耳記上 26:17, 撒母耳記上 26:19, 撒母耳記上 26:20, 撒母耳記上 26:21, 撒母耳記上 26:23, 撒母耳記上 26:24, 撒母耳記上 26:25, 撒母耳記上 27:1–12, 撒母耳記上 27:2, 撒母耳記上 27:6, 撒母耳記上 27:8, 撒母耳記上 27:9, 撒母耳記上 27:10, 撒母耳記上 28:1, 撒母耳記上 28:3, 撒母耳記上 28:3–14, 撒母耳記上 28:4, 撒母耳記上 28:6, 撒母耳記上 28:7, 撒母耳記上 28:9, 撒母耳記上 28:12, 撒母耳記上 28:13, 撒母耳記上 28:15, 撒母耳記上 28:16, 撒母耳記上 28:17, 撒母耳記上 28:18, 撒母耳記上 28:19, 撒母耳記上 28:24, 撒母耳記上 29:1, 撒母耳記上 29:1–11, 撒母耳記上 29:3, 撒母耳記上 29:4, 撒母耳記上 29:5, 撒母耳記上 29:6, 撒母耳記上 30:1, 撒母耳記上 30:2, 撒母耳記上 30:5, 撒母耳記上 30:6, 撒母耳記上 30:7, 撒母耳記上 30:8, 撒母耳記上 30:9, 撒母耳記上 30:10, 撒母耳記上 30:11–12, 撒母耳記上 30:13, 撒母耳記上 30:14, 撒母耳記上 30:17, 撒母耳記上 30:21, 撒母耳記上 30:21–31, 撒母耳記上 30:22, 撒母耳記上 30:23, 撒母耳記上 30:24, 撒母耳記上 30:26, 撒母耳記上 30:27–30, 撒母耳記上 30:31, 撒母耳記上 31:1, 撒母耳記上 31:1–13, 撒母耳記上 31:2, 撒母耳記上 31:4, 撒母耳記上 31:8, 撒母耳記上 31:9, 撒母耳記上 31:10, 撒母耳記上 31:11, 撒母耳記上 31:12, 撒母耳記上 31:13</w:t>
+      </w:r>
+    </w:p>
+    <w:p>
+      <w:r/>
+      <w:r>
+        <w:t xml:space="preserve"> </w:t>
+      </w:r>
+      <w:r/>
+      <w:r/>
+    </w:p>
+    <w:p>
+      <w:pPr>
+        <w:sectPr>
           <w:footnotePr>
             <w:numRestart w:val="eachSect"/>
           </w:footnotePr>

--- a/zht/docx/09.content.docx
+++ b/zht/docx/09.content.docx
@@ -163,13 +163,6 @@
         <w:rPr>
           <w:lang w:val="zh_TW" w:bidi="zh_TW"/>
         </w:rPr>
-      </w:r>
-      <w:r>
-        <w:rPr>
-          <w:i/>
-          <w:lang w:val="zh_TW" w:bidi="zh_TW"/>
-        </w:rPr>
-        <w:t>撒母耳記上 1:1, 撒母耳記上 1:2, 撒母耳記上 1:3, 撒母耳記上 1:4, 撒母耳記上 1:7, 撒母耳記上 1:9, 撒母耳記上 1:11, 撒母耳記上 1:13–14, 撒母耳記上 1:16, 撒母耳記上 1:17–18, 撒母耳記上 1:22, 撒母耳記上 1:23, 撒母耳記上 2:1, 撒母耳記上 2:1–10, 撒母耳記上 2:2, 撒母耳記上 2:3, 撒母耳記上 2:4–8, 撒母耳記上 2:5, 撒母耳記上 2:7–8, 撒母耳記上 2:8, 撒母耳記上 2:10, 撒母耳記上 2:12, 撒母耳記上 2:13–17, 撒母耳記上 2:15, 撒母耳記上 2:18, 撒母耳記上 2:20, 撒母耳記上 2:22, 撒母耳記上 2:22–25, 撒母耳記上 2:25, 撒母耳記上 2:26, 撒母耳記上 2:27, 撒母耳記上 2:29, 撒母耳記上 2:30, 撒母耳記上 2:32–33, 撒母耳記上 2:35, 撒母耳記上 3:1, 撒母耳記上 3:2, 撒母耳記上 3:3, 撒母耳記上 3:7, 撒母耳記上 3:8, 撒母耳記上 3:10, 撒母耳記上 3:11, 撒母耳記上 3:12, 撒母耳記上 3:13, 撒母耳記上 3:14, 撒母耳記上 3:15, 撒母耳記上 3:19, 撒母耳記上 3:20, 撒母耳記上 3:21–4:1, 撒母耳記上 4:1, 撒母耳記上 4:1–7:2, 撒母耳記上 4:3, 撒母耳記上 4:4, 撒母耳記上 4:6–7, 撒母耳記上 4:8, 撒母耳記上 4:10, 撒母耳記上 4:11, 撒母耳記上 4:12, 撒母耳記上 4:15, 撒母耳記上 4:18, 撒母耳記上 4:20–21, 撒母耳記上 5:1, 撒母耳記上 5:2, 撒母耳記上 5:4, 撒母耳記上 5:5, 撒母耳記上 5:6, 撒母耳記上 5:8, 撒母耳記上 5:9, 撒母耳記上 5:10, 撒母耳記上 6:2, 撒母耳記上 6:3, 撒母耳記上 6:4, 撒母耳記上 6:6, 撒母耳記上 6:7, 撒母耳記上 6:9, 撒母耳記上 6:13, 撒母耳記上 6:14, 撒母耳記上 6:15, 撒母耳記上 6:17, 撒母耳記上 6:19, 撒母耳記上 6:20, 撒母耳記上 6:21, 撒母耳記上 7:1, 撒母耳記上 7:2, 撒母耳記上 7:3, 撒母耳記上 7:3–10, 撒母耳記上 7:5, 撒母耳記上 7:6, 撒母耳記上 7:9, 撒母耳記上 7:10, 撒母耳記上 7:12, 撒母耳記上 7:13, 撒母耳記上 7:14, 撒母耳記上 7:15, 撒母耳記上 7:16, 撒母耳記上 7:17, 撒母耳記上 8:1–12.25, 撒母耳記上 8:2, 撒母耳記上 8:3, 撒母耳記上 8:5, 撒母耳記上 8:6, 撒母耳記上 8:7, 撒母耳記上 8:8, 撒母耳記上 8:10–18, 撒母耳記上 8:11, 撒母耳記上 8:12–17, 撒母耳記上 8:15, 撒母耳記上 8:17, 撒母耳記上 8:18, 撒母耳記上 8:20, 撒母耳記上 8:21, 撒母耳記上 8:22, 撒母耳記上 9:1, 撒母耳記上 9:1–11.15, 撒母耳記上 9:2, 撒母耳記上 9:5, 撒母耳記上 9:6, 撒母耳記上 9:7, 撒母耳記上 9:12, 撒母耳記上 9:13, 撒母耳記上 9:16, 撒母耳記上 9:21, 撒母耳記上 9:25, 撒母耳記上 10:1, 撒母耳記上 10:2, 撒母耳記上 10:2–6, 撒母耳記上 10:3, 撒母耳記上 10:5, 撒母耳記上 10:6, 撒母耳記上 10:7, 撒母耳記上 10:8, 撒母耳記上 10:9, 撒母耳記上 10:10, 撒母耳記上 10:11, 撒母耳記上 10:12, 撒母耳記上 10:16, 撒母耳記上 10:17, 撒母耳記上 10:18, 撒母耳記上 10:19, 撒母耳記上 10:20, 撒母耳記上 10:25, 撒母耳記上 10:26, 撒母耳記上 10:26–11:13, 撒母耳記上 10:27, 撒母耳記上 11:1, 撒母耳記上 11:1–15, 撒母耳記上 11:2, 撒母耳記上 11:3, 撒母耳記上 11:7, 撒母耳記上 11:8, 撒母耳記上 11:13, 撒母耳記上 11:14, 撒母耳記上 11:15, 撒母耳記上 12:1–25, 撒母耳記上 12:3, 撒母耳記上 12:5, 撒母耳記上 12:6, 撒母耳記上 12:6–25, 撒母耳記上 12:9, 撒母耳記上 12:10, 撒母耳記上 12:11, 撒母耳記上 12:12, 撒母耳記上 12:13, 撒母耳記上 12:14, 撒母耳記上 12:14–15, 撒母耳記上 12:17, 撒母耳記上 12:18, 撒母耳記上 12:19, 撒母耳記上 12:21, 撒母耳記上 12:22, 撒母耳記上 12:23, 撒母耳記上 12:25, 撒母耳記上 13:1, 撒母耳記上 13:1–16.13, 撒母耳記上 13:2, 撒母耳記上 13:3, 撒母耳記上 13:4, 撒母耳記上 13:5, 撒母耳記上 13:7, 撒母耳記上 13:8, 撒母耳記上 13:9, 撒母耳記上 13:10, 撒母耳記上 13:11, 撒母耳記上 13:12, 撒母耳記上 13:13, 撒母耳記上 13:14, 撒母耳記上 13:15, 撒母耳記上 13:17–18, 撒母耳記上 13:19–22, 撒母耳記上 13:23, 撒母耳記上 14:1, 撒母耳記上 14:1–15, 撒母耳記上 14:1–52, 撒母耳記上 14:2, 撒母耳記上 14:3, 撒母耳記上 14:4–5, 撒母耳記上 14:6, 撒母耳記上 14:11, 撒母耳記上 14:15, 撒母耳記上 14:18, 撒母耳記上 14:21–22, 撒母耳記上 14:23, 撒母耳記上 14:24, 撒母耳記上 14:29, 撒母耳記上 14:31, 撒母耳記上 14:32–34, 撒母耳記上 14:35, 撒母耳記上 14:37–38, 撒母耳記上 14:41, 撒母耳記上 14:45, 撒母耳記上 14:47, 撒母耳記上 14:47–52, 撒母耳記上 14:48, 撒母耳記上 14:49, 撒母耳記上 14:49–51, 撒母耳記上 14:50, 撒母耳記上 14:52, 撒母耳記上 15:1–35, 撒母耳記上 15:2, 撒母耳記上 15:3, 撒母耳記上 15:4, 撒母耳記上 15:5, 撒母耳記上 15:6, 撒母耳記上 15:7, 撒母耳記上 15:8, 撒母耳記上 15:9, 撒母耳記上 15:12, 撒母耳記上 15:13, 撒母耳記上 15:15, 撒母耳記上 15:17, 撒母耳記上 15:21, 撒母耳記上 15:22, 撒母耳記上 15:23, 撒母耳記上 15:24, 撒母耳記上 15:24–30, 撒母耳記上 15:28, 撒母耳記上 15:29, 撒母耳記上 15:30, 撒母耳記上 15:35, 撒母耳記上 16:1, 撒母耳記上 16:1–23, 撒母耳記上 16:2, 撒母耳記上 16:4, 撒母耳記上 16:5, 撒母耳記上 16:6–7, 撒母耳記上 16:13, 撒母耳記上 16:14, 撒母耳記上 16:14–31.13, 撒母耳記上 16:18, 撒母耳記上 16:21, 撒母耳記上 16:22, 撒母耳記上 16:23, 撒母耳記上 17:1, 撒母耳記上 17:2, 撒母耳記上 17:4, 撒母耳記上 17:5–7, 撒母耳記上 17:12, 撒母耳記上 17:15, 撒母耳記上 17:26, 撒母耳記上 17:28, 撒母耳記上 17:32, 撒母耳記上 17:40, 撒母耳記上 17:42, 撒母耳記上 17:43, 撒母耳記上 17:44, 撒母耳記上 17:45–47, 撒母耳記上 17:49, 撒母耳記上 17:52, 撒母耳記上 17:53, 撒母耳記上 17:54, 撒母耳記上 17:55–58, 撒母耳記上 18:1, 撒母耳記上 18:2, 撒母耳記上 18:3–4, 撒母耳記上 18:7, 撒母耳記上 18:8–15, 撒母耳記上 18:11, 撒母耳記上 18:12, 撒母耳記上 18:17, 撒母耳記上 18:17–19, 撒母耳記上 18:18, 撒母耳記上 18:19, 撒母耳記上 18:22, 撒母耳記上 18:23, 撒母耳記上 18:29, 撒母耳記上 19:4, 撒母耳記上 19:6, 撒母耳記上 19:10, 撒母耳記上 19:11, 撒母耳記上 19:13, 撒母耳記上 19:18, 撒母耳記上 19:20, 撒母耳記上 19:21, 撒母耳記上 19:24, 撒母耳記上 20:2–3, 撒母耳記上 20:5, 撒母耳記上 20:6–7, 撒母耳記上 20:8, 撒母耳記上 20:13, 撒母耳記上 20:14–16, 撒母耳記上 20:15, 撒母耳記上 20:17, 撒母耳記上 20:18–22, 撒母耳記上 20:25, 撒母耳記上 20:26–27, 撒母耳記上 20:29, 撒母耳記上 20:30, 撒母耳記上 20:33, 撒母耳記上 20:41, 撒母耳記上 20:42, 撒母耳記上 21:1, 撒母耳記上 21:2, 撒母耳記上 21:4, 撒母耳記上 21:6, 撒母耳記上 21:7, 撒母耳記上 21:9, 撒母耳記上 21:10–15, 撒母耳記上 21:11, 撒母耳記上 21:12–13, 撒母耳記上 22:1, 撒母耳記上 22:1–23, 撒母耳記上 22:2, 撒母耳記上 22:3–4, 撒母耳記上 22:5, 撒母耳記上 22:7–8, 撒母耳記上 22:13, 撒母耳記上 22:14, 撒母耳記上 22:18, 撒母耳記上 22:19, 撒母耳記上 22:20, 撒母耳記上 23:1, 撒母耳記上 23:1–29, 撒母耳記上 23:4, 撒母耳記上 23:6, 撒母耳記上 23:7, 撒母耳記上 23:14, 撒母耳記上 23:16, 撒母耳記上 23:17, 撒母耳記上 23:18, 撒母耳記上 23:19, 撒母耳記上 23:20, 撒母耳記上 23:24, 撒母耳記上 23:28, 撒母耳記上 23:29, 撒母耳記上 24:2, 撒母耳記上 24:4, 撒母耳記上 24:5, 撒母耳記上 24:6, 撒母耳記上 24:11, 撒母耳記上 24:12, 撒母耳記上 24:13, 撒母耳記上 24:20, 撒母耳記上 24:21–22, 撒母耳記上 25:1, 撒母耳記上 25:1–44, 撒母耳記上 25:2, 撒母耳記上 25:3, 撒母耳記上 25:8, 撒母耳記上 25:10, 撒母耳記上 25:21, 撒母耳記上 25:26, 撒母耳記上 25:28, 撒母耳記上 25:29, 撒母耳記上 25:36, 撒母耳記上 25:37, 撒母耳記上 25:39, 撒母耳記上 25:43, 撒母耳記上 25:44, 撒母耳記上 26:1, 撒母耳記上 26:1–25, 撒母耳記上 26:3, 撒母耳記上 26:5, 撒母耳記上 26:6, 撒母耳記上 26:8, 撒母耳記上 26:9, 撒母耳記上 26:10, 撒母耳記上 26:14, 撒母耳記上 26:16, 撒母耳記上 26:17, 撒母耳記上 26:19, 撒母耳記上 26:20, 撒母耳記上 26:21, 撒母耳記上 26:23, 撒母耳記上 26:24, 撒母耳記上 26:25, 撒母耳記上 27:1–12, 撒母耳記上 27:2, 撒母耳記上 27:6, 撒母耳記上 27:8, 撒母耳記上 27:9, 撒母耳記上 27:10, 撒母耳記上 28:1, 撒母耳記上 28:3, 撒母耳記上 28:3–14, 撒母耳記上 28:4, 撒母耳記上 28:6, 撒母耳記上 28:7, 撒母耳記上 28:9, 撒母耳記上 28:12, 撒母耳記上 28:13, 撒母耳記上 28:15, 撒母耳記上 28:16, 撒母耳記上 28:17, 撒母耳記上 28:18, 撒母耳記上 28:19, 撒母耳記上 28:24, 撒母耳記上 29:1, 撒母耳記上 29:1–11, 撒母耳記上 29:3, 撒母耳記上 29:4, 撒母耳記上 29:5, 撒母耳記上 29:6, 撒母耳記上 30:1, 撒母耳記上 30:2, 撒母耳記上 30:5, 撒母耳記上 30:6, 撒母耳記上 30:7, 撒母耳記上 30:8, 撒母耳記上 30:9, 撒母耳記上 30:10, 撒母耳記上 30:11–12, 撒母耳記上 30:13, 撒母耳記上 30:14, 撒母耳記上 30:17, 撒母耳記上 30:21, 撒母耳記上 30:21–31, 撒母耳記上 30:22, 撒母耳記上 30:23, 撒母耳記上 30:24, 撒母耳記上 30:26, 撒母耳記上 30:27–30, 撒母耳記上 30:31, 撒母耳記上 31:1, 撒母耳記上 31:1–13, 撒母耳記上 31:2, 撒母耳記上 31:4, 撒母耳記上 31:8, 撒母耳記上 31:9, 撒母耳記上 31:10, 撒母耳記上 31:11, 撒母耳記上 31:12, 撒母耳記上 31:13</w:t>
       </w:r>
       <w:r>
         <w:rPr>

--- a/zht/docx/09.content.docx
+++ b/zht/docx/09.content.docx
@@ -150,19 +150,6 @@
           <w:lang w:val="zh_TW" w:bidi="zh_TW"/>
         </w:rPr>
         <w:t>1SA</w:t>
-      </w:r>
-      <w:r>
-        <w:rPr>
-          <w:lang w:val="zh_TW" w:bidi="zh_TW"/>
-        </w:rPr>
-      </w:r>
-    </w:p>
-    <w:p>
-      <w:pPr/>
-      <w:r>
-        <w:rPr>
-          <w:lang w:val="zh_TW" w:bidi="zh_TW"/>
-        </w:rPr>
       </w:r>
       <w:r>
         <w:rPr>

--- a/zht/docx/09.content.docx
+++ b/zht/docx/09.content.docx
@@ -19,7 +19,7 @@
         <w:rPr>
           <w:lang w:val="zh_TW" w:bidi="zh_TW"/>
         </w:rPr>
-        <w:t>Resource: 研讀筆記 (Tyndale)</w:t>
+        <w:t>Resource: Tyndale Open Study Notes</w:t>
       </w:r>
       <w:r>
         <w:rPr>
@@ -112,7 +112,7 @@
         <w:rPr>
           <w:lang w:val="zh_TW" w:bidi="zh_TW"/>
         </w:rPr>
-        <w:t>研讀筆記 (Tyndale)</w:t>
+        <w:t>Tyndale Open Study Notes</w:t>
       </w:r>
     </w:p>
     <w:p>

--- a/zht/docx/09.content.docx
+++ b/zht/docx/09.content.docx
@@ -19,7 +19,7 @@
         <w:rPr>
           <w:lang w:val="zh_TW" w:bidi="zh_TW"/>
         </w:rPr>
-        <w:t>Resource: Tyndale Open Study Notes</w:t>
+        <w:t>Resource: Aquifer Open Study Notes</w:t>
       </w:r>
       <w:r>
         <w:rPr>
@@ -112,7 +112,7 @@
         <w:rPr>
           <w:lang w:val="zh_TW" w:bidi="zh_TW"/>
         </w:rPr>
-        <w:t>Tyndale Open Study Notes</w:t>
+        <w:t>Aquifer Open Study Notes</w:t>
       </w:r>
     </w:p>
     <w:p>
